--- a/Б.7.5_Модуль2_Тема2.1_Общие_требования.docx
+++ b/Б.7.5_Модуль2_Тема2.1_Общие_требования.docx
@@ -37,96 +37,6 @@
     <w:p>
       <w:pPr>
         <w:spacing w:line="276" w:lineRule="auto" w:after="120"/>
-        <w:ind w:firstLine="709"/>
-        <w:jc w:val="both"/>
-      </w:pPr>
-      <w:r>
-        <w:rPr>
-          <w:rFonts w:ascii="Times New Roman" w:hAnsi="Times New Roman" w:eastAsia="Times New Roman"/>
-          <w:b w:val="0"/>
-          <w:sz w:val="24"/>
-        </w:rPr>
-        <w:t>Требования промышленной безопасности при проектировании сетей газораспределения и газопотребления устанавливают Федеральные нормы и правила в области промышленной безопасности «Правила безопасности сетей газораспределения и газопотребления» (далее — Правила), утверждённые приказом Федеральной службы по экологическому, технологическому и атомному надзору от 15 декабря 2020 года № 531, и Технический регламент о безопасности сетей газораспределения и газопотребления, утверждённый постановлением Правительства Российской Федерации от 29 октября 2010 г. № 870.</w:t>
-      </w:r>
-    </w:p>
-    <w:p>
-      <w:pPr>
-        <w:spacing w:line="276" w:lineRule="auto" w:after="120"/>
-        <w:ind w:firstLine="709"/>
-        <w:jc w:val="both"/>
-      </w:pPr>
-      <w:r>
-        <w:rPr>
-          <w:rFonts w:ascii="Times New Roman" w:hAnsi="Times New Roman" w:eastAsia="Times New Roman"/>
-          <w:b w:val="0"/>
-          <w:sz w:val="24"/>
-        </w:rPr>
-        <w:t>Правила разработаны в соответствии с Федеральным законом от 21 июля 1997 г. № 116-ФЗ «О промышленной безопасности опасных производственных объектов» и устанавливают требования, направленные на обеспечение промышленной безопасности, предупреждение аварий и случаев производственного травматизма на опасных производственных объектах газораспределения и газопотребления (Правила, п. 1–2).</w:t>
-      </w:r>
-    </w:p>
-    <w:p>
-      <w:pPr>
-        <w:spacing w:line="276" w:lineRule="auto" w:after="120"/>
-        <w:ind w:firstLine="709"/>
-        <w:jc w:val="both"/>
-      </w:pPr>
-      <w:r>
-        <w:rPr>
-          <w:rFonts w:ascii="Times New Roman" w:hAnsi="Times New Roman" w:eastAsia="Times New Roman"/>
-          <w:b w:val="0"/>
-          <w:sz w:val="24"/>
-        </w:rPr>
-        <w:t>Действие Правил и Технического регламента распространяется на опасные производственные объекты сетей газораспределения и газопотребления. Проектирование сетей должно осуществляться в соответствии с требованиями 116-ФЗ, Технического регламента (ПП РФ № 870) и Правил (Правила, п. 4; ТР, п. 15).</w:t>
-      </w:r>
-    </w:p>
-    <w:p>
-      <w:pPr>
-        <w:spacing w:line="276" w:lineRule="auto" w:after="120"/>
-        <w:ind w:firstLine="709"/>
-        <w:jc w:val="both"/>
-      </w:pPr>
-      <w:r>
-        <w:rPr>
-          <w:rFonts w:ascii="Times New Roman" w:hAnsi="Times New Roman" w:eastAsia="Times New Roman"/>
-          <w:b w:val="0"/>
-          <w:sz w:val="24"/>
-        </w:rPr>
-        <w:t>Руководители и специалисты организаций, осуществляющих проектирование сетей газораспределения и газопотребления, подлежат аттестации в области промышленной безопасности по области Б.7.5 в порядке, установленном Положением об аттестации (ПП РФ № 978), не реже одного раза в 5 лет (116-ФЗ, ч. 1 ст. 14.1; ПП РФ № 2168).</w:t>
-      </w:r>
-    </w:p>
-    <w:p>
-      <w:pPr>
-        <w:spacing w:line="276" w:lineRule="auto" w:after="120"/>
-        <w:ind w:firstLine="709"/>
-        <w:jc w:val="both"/>
-      </w:pPr>
-      <w:r>
-        <w:rPr>
-          <w:rFonts w:ascii="Times New Roman" w:hAnsi="Times New Roman" w:eastAsia="Times New Roman"/>
-          <w:b w:val="0"/>
-          <w:sz w:val="24"/>
-        </w:rPr>
-        <w:t>Оценка соответствия при проектировании осуществляется в форме экспертизы проектной документации и результатов инженерных изысканий в соответствии с законодательством о градостроительной деятельности (ТР, п. 88, 90). Заключение экспертизы включается в состав доказательственных материалов при получении разрешения на строительство (ТР, п. 91).</w:t>
-      </w:r>
-    </w:p>
-    <w:p>
-      <w:pPr>
-        <w:spacing w:line="276" w:lineRule="auto" w:after="120"/>
-        <w:ind w:firstLine="709"/>
-        <w:jc w:val="both"/>
-      </w:pPr>
-      <w:r>
-        <w:rPr>
-          <w:rFonts w:ascii="Times New Roman" w:hAnsi="Times New Roman" w:eastAsia="Times New Roman"/>
-          <w:b w:val="0"/>
-          <w:sz w:val="24"/>
-        </w:rPr>
-        <w:t>К материалам идентификации объектов технического регулирования относятся: проектная документация; заключение экспертизы проектной документации; заключение экспертизы промышленной безопасности проектной документации. Использование иных материалов в качестве материалов для идентификации не допускается (ТР, п. 12–13).</w:t>
-      </w:r>
-    </w:p>
-    <w:p>
-      <w:pPr>
-        <w:spacing w:line="276" w:lineRule="auto" w:after="120"/>
         <w:ind w:firstLine="0"/>
         <w:jc w:val="both"/>
       </w:pPr>
@@ -134,89 +44,9 @@
         <w:rPr>
           <w:rFonts w:ascii="Times New Roman" w:hAnsi="Times New Roman" w:eastAsia="Times New Roman"/>
           <w:b w:val="0"/>
-          <w:sz w:val="24"/>
+          <w:sz w:val="22"/>
         </w:rPr>
-        <w:t>Организация, осуществляющая проектирование сетей газораспределения и газопотребления, обеспечивает:</w:t>
-      </w:r>
-    </w:p>
-    <w:p>
-      <w:pPr>
-        <w:pStyle w:val="ListParagraph"/>
-        <w:spacing w:line="276" w:lineRule="auto" w:after="60"/>
-        <w:ind w:firstLine="0" w:left="709"/>
-        <w:jc w:val="both"/>
-      </w:pPr>
-      <w:r>
-        <w:rPr>
-          <w:rFonts w:ascii="Times New Roman" w:hAnsi="Times New Roman" w:eastAsia="Times New Roman"/>
-          <w:b w:val="0"/>
-          <w:sz w:val="24"/>
-        </w:rPr>
-        <w:t>разработку проектной и рабочей документации на сети газораспределения и газопотребления в соответствии с Техническим регламентом и Правилами;</w:t>
-      </w:r>
-    </w:p>
-    <w:p>
-      <w:pPr>
-        <w:pStyle w:val="ListParagraph"/>
-        <w:spacing w:line="276" w:lineRule="auto" w:after="60"/>
-        <w:ind w:firstLine="0" w:left="709"/>
-        <w:jc w:val="both"/>
-      </w:pPr>
-      <w:r>
-        <w:rPr>
-          <w:rFonts w:ascii="Times New Roman" w:hAnsi="Times New Roman" w:eastAsia="Times New Roman"/>
-          <w:b w:val="0"/>
-          <w:sz w:val="24"/>
-        </w:rPr>
-        <w:t>проведение инженерных изысканий и государственную (негосударственную) экспертизу проектной документации;</w:t>
-      </w:r>
-    </w:p>
-    <w:p>
-      <w:pPr>
-        <w:pStyle w:val="ListParagraph"/>
-        <w:spacing w:line="276" w:lineRule="auto" w:after="60"/>
-        <w:ind w:firstLine="0" w:left="709"/>
-        <w:jc w:val="both"/>
-      </w:pPr>
-      <w:r>
-        <w:rPr>
-          <w:rFonts w:ascii="Times New Roman" w:hAnsi="Times New Roman" w:eastAsia="Times New Roman"/>
-          <w:b w:val="0"/>
-          <w:sz w:val="24"/>
-        </w:rPr>
-        <w:t>учёт требований промышленной безопасности, пожарной безопасности и охранных зон при выборе трасс и технических решений;</w:t>
-      </w:r>
-    </w:p>
-    <w:p>
-      <w:pPr>
-        <w:pStyle w:val="ListParagraph"/>
-        <w:spacing w:line="276" w:lineRule="auto" w:after="60"/>
-        <w:ind w:firstLine="0" w:left="709"/>
-        <w:jc w:val="both"/>
-      </w:pPr>
-      <w:r>
-        <w:rPr>
-          <w:rFonts w:ascii="Times New Roman" w:hAnsi="Times New Roman" w:eastAsia="Times New Roman"/>
-          <w:b w:val="0"/>
-          <w:sz w:val="24"/>
-        </w:rPr>
-        <w:t>оформление разделов проектной документации «Технологические решения», «Мероприятия по обеспечению промышленной безопасности»;</w:t>
-      </w:r>
-    </w:p>
-    <w:p>
-      <w:pPr>
-        <w:pStyle w:val="ListParagraph"/>
-        <w:spacing w:line="276" w:lineRule="auto" w:after="60"/>
-        <w:ind w:firstLine="0" w:left="709"/>
-        <w:jc w:val="both"/>
-      </w:pPr>
-      <w:r>
-        <w:rPr>
-          <w:rFonts w:ascii="Times New Roman" w:hAnsi="Times New Roman" w:eastAsia="Times New Roman"/>
-          <w:b w:val="0"/>
-          <w:sz w:val="24"/>
-        </w:rPr>
-        <w:t>назначение ответственных лиц, прошедших аттестацию по области Б.7.5.</w:t>
+        <w:t>Нормативная база: Технический регламент (ПП РФ № 870), ФНП № 531, Правила охраны газораспределительных сетей (ПП РФ № 878).</w:t>
       </w:r>
     </w:p>
     <w:p/>
@@ -232,23 +62,7 @@
           <w:b/>
           <w:sz w:val="24"/>
         </w:rPr>
-        <w:t>Общие требования к сетям газораспределения и газопотребления</w:t>
-      </w:r>
-    </w:p>
-    <w:p/>
-    <w:p>
-      <w:pPr>
-        <w:spacing w:line="276" w:lineRule="auto" w:after="120"/>
-        <w:ind w:firstLine="709"/>
-        <w:jc w:val="both"/>
-      </w:pPr>
-      <w:r>
-        <w:rPr>
-          <w:rFonts w:ascii="Times New Roman" w:hAnsi="Times New Roman" w:eastAsia="Times New Roman"/>
-          <w:b w:val="0"/>
-          <w:sz w:val="24"/>
-        </w:rPr>
-        <w:t>Сети газораспределения и газопотребления должны обеспечивать безопасность и энергетическую эффективность транспортирования природного газа с параметрами по давлению и расходу, определёнными проектной документацией и условиями эксплуатации (ТР, п. 14).</w:t>
+        <w:t>Назначение требований и область применения</w:t>
       </w:r>
     </w:p>
     <w:p>
@@ -263,7 +77,7 @@
           <w:b w:val="0"/>
           <w:sz w:val="24"/>
         </w:rPr>
-        <w:t>Проектирование сетей газораспределения и газопотребления должно осуществляться с учётом особенностей, связанных с рельефом местности, геологическим строением грунта, гидрогеологическим режимом, сейсмическими условиями и наличием подземных горных разработок (ТР, п. 15).</w:t>
+        <w:t>Требования промышленной безопасности при проектировании сетей газораспределения и газопотребления направлены на обеспечение промышленной безопасности, предупреждение аварий и случаев производственного травматизма на опасных производственных объектах газораспределения и газопотребления.</w:t>
       </w:r>
     </w:p>
     <w:p>
@@ -278,7 +92,7 @@
           <w:b w:val="0"/>
           <w:sz w:val="24"/>
         </w:rPr>
-        <w:t>Места размещения сбросных и продувочных газопроводов должны определяться исходя из условий максимального рассеивания вредных веществ; концентрация вредных веществ в атмосфере не должна превышать предельно допустимые максимальные разовые концентрации (ТР, п. 16).</w:t>
+        <w:t>Требования распространяются на опасные производственные объекты сетей газораспределения и газопотребления. Проектирование сетей должно обеспечивать безопасность на всех этапах жизненного цикла объекта — от проектирования до ликвидации.</w:t>
       </w:r>
     </w:p>
     <w:p>
@@ -293,7 +107,23 @@
           <w:b w:val="0"/>
           <w:sz w:val="24"/>
         </w:rPr>
-        <w:t>Для обнаружения трасс газопроводов должна осуществляться маркировка: для подземных газопроводов — с помощью опознавательных знаков, содержащих информацию о диаметре газопровода, давлении газа в нём, глубине залегания, материале труб, расстоянии до газопровода, телефонных номерах аварийно-спасательной службы; для полиэтиленовых газопроводов, проложенных открытым способом, дополнительно предусматривается укладка сигнальной ленты (ТР, п. 17).</w:t>
+        <w:t>Организация, осуществляющая проектирование, разрабатывает проектную и рабочую документацию с учётом требований промышленной и пожарной безопасности, проводит инженерные изыскания, обеспечивает экспертизу проектной документации, оформляет разделы «Технологические решения» и «Мероприятия по обеспечению промышленной безопасности», назначает ответственных лиц, прошедших аттестацию по области Б.7.5.</w:t>
+      </w:r>
+    </w:p>
+    <w:p/>
+    <w:p>
+      <w:pPr>
+        <w:spacing w:line="276" w:lineRule="auto" w:after="120"/>
+        <w:ind w:firstLine="0"/>
+        <w:jc w:val="both"/>
+      </w:pPr>
+      <w:r>
+        <w:rPr>
+          <w:rFonts w:ascii="Times New Roman" w:hAnsi="Times New Roman" w:eastAsia="Times New Roman"/>
+          <w:b/>
+          <w:sz w:val="24"/>
+        </w:rPr>
+        <w:t>Аттестация и экспертиза проектной документации</w:t>
       </w:r>
     </w:p>
     <w:p>
@@ -308,7 +138,7 @@
           <w:b w:val="0"/>
           <w:sz w:val="24"/>
         </w:rPr>
-        <w:t>В проектной документации на сеть газораспределения должны быть указаны границы охранных зон сети газораспределения (ТР, п. 18).</w:t>
+        <w:t>Руководители и специалисты организаций, осуществляющих проектирование сетей газораспределения и газопотребления, подлежат аттестации в области промышленной безопасности по области Б.7.5 не реже одного раза в 5 лет.</w:t>
       </w:r>
     </w:p>
     <w:p>
@@ -323,7 +153,7 @@
           <w:b w:val="0"/>
           <w:sz w:val="24"/>
         </w:rPr>
-        <w:t>Проектная документация на сети газораспределения и газопотребления должна соответствовать требованиям законодательства о градостроительной деятельности (ТР, п. 19). Проектирование должно осуществляться с учётом оценки рисков аварий, пожарного риска и иных неблагоприятных воздействий при эксплуатации и ликвидации сетей (ТР, п. 20).</w:t>
+        <w:t>Оценка соответствия при проектировании осуществляется в форме экспертизы проектной документации и результатов инженерных изысканий. Заключение экспертизы включается в состав доказательственных материалов при получении разрешения на строительство.</w:t>
       </w:r>
     </w:p>
     <w:p>
@@ -338,7 +168,23 @@
           <w:b w:val="0"/>
           <w:sz w:val="24"/>
         </w:rPr>
-        <w:t>Выбор технических и технологических устройств, материала и конструкции труб и соединительных деталей, защитных покрытий, вида и способа прокладки газопроводов должен осуществляться с учётом требуемых по условиям эксплуатации параметров давления и температуры природного газа, гидрогеологических данных, природных условий и техногенных воздействий (ТР, п. 21).</w:t>
+        <w:t>К материалам идентификации объектов технического регулирования относятся: проектная документация; заключение экспертизы проектной документации; заключение экспертизы промышленной безопасности проектной документации. Использование иных материалов в качестве материалов для идентификации не допускается.</w:t>
+      </w:r>
+    </w:p>
+    <w:p/>
+    <w:p>
+      <w:pPr>
+        <w:spacing w:line="276" w:lineRule="auto" w:after="120"/>
+        <w:ind w:firstLine="0"/>
+        <w:jc w:val="both"/>
+      </w:pPr>
+      <w:r>
+        <w:rPr>
+          <w:rFonts w:ascii="Times New Roman" w:hAnsi="Times New Roman" w:eastAsia="Times New Roman"/>
+          <w:b/>
+          <w:sz w:val="24"/>
+        </w:rPr>
+        <w:t>Общие требования к сетям</w:t>
       </w:r>
     </w:p>
     <w:p>
@@ -353,7 +199,7 @@
           <w:b w:val="0"/>
           <w:sz w:val="24"/>
         </w:rPr>
-        <w:t>При проектировании газопроводов должны выполняться расчёты на прочность и устойчивость, а также на пропускную способность (ТР, п. 22–24). При проектировании должны предусматриваться методы и средства защиты от коррозии стальных подземных и надземных газопроводов (ТР, п. 25).</w:t>
+        <w:t>Сети газораспределения и газопотребления должны обеспечивать безопасность и энергетическую эффективность транспортирования природного газа с параметрами по давлению и расходу, определёнными проектной документацией и условиями эксплуатации.</w:t>
       </w:r>
     </w:p>
     <w:p>
@@ -368,7 +214,7 @@
           <w:b w:val="0"/>
           <w:sz w:val="24"/>
         </w:rPr>
-        <w:t>При проектировании наружных газопроводов вид и способ прокладки, расстояния по горизонтали и вертикали от газопроводов до смежных зданий, сооружений, естественных и искусственных преград должны выбираться с учётом давления в газопроводе, плотности застройки, уровня ответственности зданий и сооружений таким образом, чтобы обеспечить безопасность транспортирования природного газа (ТР, п. 26).</w:t>
+        <w:t>Проектирование сетей должно осуществляться с учётом особенностей, связанных с рельефом местности, геологическим строением грунта, гидрогеологическим режимом, сейсмическими условиями и наличием подземных горных разработок.</w:t>
       </w:r>
     </w:p>
     <w:p>
@@ -383,7 +229,7 @@
           <w:b w:val="0"/>
           <w:sz w:val="24"/>
         </w:rPr>
-        <w:t>Не допускается проектирование наружных газопроводов всех категорий давлений по стенам, над и под помещениями категории А и Б по взрывопожарной опасности, за исключением зданий газорегуляторных пунктов и пунктов учёта газа; по пешеходным и автомобильным мостам, построенным из горючих материалов группы Г1–Г4, а также по железнодорожным мостам (ТР, п. 28).</w:t>
+        <w:t>Места размещения сбросных и продувочных газопроводов определяются исходя из условий максимального рассеивания вредных веществ; концентрация вредных веществ в атмосфере не должна превышать предельно допустимые максимальные разовые концентрации.</w:t>
       </w:r>
     </w:p>
     <w:p>
@@ -398,7 +244,7 @@
           <w:b w:val="0"/>
           <w:sz w:val="24"/>
         </w:rPr>
-        <w:t>Для газораспределительных сетей устанавливаются охранные зоны: вдоль трасс наружных газопроводов — на расстоянии 2 метров с каждой стороны газопровода; вдоль трасс подземных полиэтиленовых газопроводов при использовании медного провода — 3 метра со стороны провода и 2 метра с противоположной стороны; вокруг отдельно стоящих ГРП — на расстоянии 10 метров от границ объекта (ПП РФ № 878, п. 7).</w:t>
+        <w:t>Проектная документация на сети газораспределения и газопотребления должна соответствовать требованиям законодательства о градостроительной деятельности. Проектирование осуществляется с учётом оценки рисков аварий, пожарного риска и иных неблагоприятных воздействий при эксплуатации и ликвидации сетей.</w:t>
       </w:r>
     </w:p>
     <w:p>
@@ -413,9 +259,208 @@
           <w:b w:val="0"/>
           <w:sz w:val="24"/>
         </w:rPr>
-        <w:t>На земельные участки в охранных зонах газораспределительных сетей налагаются ограничения: запрещается строительство объектов; разливать кислоты и щелочи; разводить огонь; обрабатывать почву на глубину более 0,3 м; самовольно подключаться к сетям (ПП РФ № 878, п. 14).</w:t>
+        <w:t>Выбор технических и технологических устройств, материала и конструкции труб и соединительных деталей, защитных покрытий, вида и способа прокладки газопроводов осуществляется с учётом требуемых по условиям эксплуатации параметров давления и температуры природного газа, гидрогеологических данных, природных условий и техногенных воздействий.</w:t>
       </w:r>
     </w:p>
+    <w:p>
+      <w:pPr>
+        <w:spacing w:line="276" w:lineRule="auto" w:after="120"/>
+        <w:ind w:firstLine="709"/>
+        <w:jc w:val="both"/>
+      </w:pPr>
+      <w:r>
+        <w:rPr>
+          <w:rFonts w:ascii="Times New Roman" w:hAnsi="Times New Roman" w:eastAsia="Times New Roman"/>
+          <w:b w:val="0"/>
+          <w:sz w:val="24"/>
+        </w:rPr>
+        <w:t>При проектировании газопроводов выполняются расчёты на прочность и устойчивость, а также на пропускную способность. При проектировании предусматриваются методы и средства защиты от коррозии стальных подземных и надземных газопроводов.</w:t>
+      </w:r>
+    </w:p>
+    <w:p/>
+    <w:p>
+      <w:pPr>
+        <w:spacing w:line="276" w:lineRule="auto" w:after="120"/>
+        <w:ind w:firstLine="0"/>
+        <w:jc w:val="both"/>
+      </w:pPr>
+      <w:r>
+        <w:rPr>
+          <w:rFonts w:ascii="Times New Roman" w:hAnsi="Times New Roman" w:eastAsia="Times New Roman"/>
+          <w:b/>
+          <w:sz w:val="24"/>
+        </w:rPr>
+        <w:t>Трассы наружных газопроводов и ограничения прокладки</w:t>
+      </w:r>
+    </w:p>
+    <w:p>
+      <w:pPr>
+        <w:spacing w:line="276" w:lineRule="auto" w:after="120"/>
+        <w:ind w:firstLine="709"/>
+        <w:jc w:val="both"/>
+      </w:pPr>
+      <w:r>
+        <w:rPr>
+          <w:rFonts w:ascii="Times New Roman" w:hAnsi="Times New Roman" w:eastAsia="Times New Roman"/>
+          <w:b w:val="0"/>
+          <w:sz w:val="24"/>
+        </w:rPr>
+        <w:t>При проектировании наружных газопроводов вид и способ прокладки, расстояния по горизонтали и вертикали от газопроводов до смежных зданий, сооружений, естественных и искусственных преград выбираются с учётом давления в газопроводе, плотности застройки, уровня ответственности зданий и сооружений таким образом, чтобы обеспечить безопасность транспортирования природного газа.</w:t>
+      </w:r>
+    </w:p>
+    <w:p>
+      <w:pPr>
+        <w:spacing w:line="276" w:lineRule="auto" w:after="120"/>
+        <w:ind w:firstLine="709"/>
+        <w:jc w:val="both"/>
+      </w:pPr>
+      <w:r>
+        <w:rPr>
+          <w:rFonts w:ascii="Times New Roman" w:hAnsi="Times New Roman" w:eastAsia="Times New Roman"/>
+          <w:b w:val="0"/>
+          <w:sz w:val="24"/>
+        </w:rPr>
+        <w:t>Не допускается проектирование наружных газопроводов всех категорий давлений по стенам, над и под помещениями категории А и Б по взрывопожарной опасности, за исключением зданий газорегуляторных пунктов и пунктов учёта газа; по пешеходным и автомобильным мостам, построенным из горючих материалов группы Г1–Г4, а также по железнодорожным мостам.</w:t>
+      </w:r>
+    </w:p>
+    <w:p/>
+    <w:p>
+      <w:pPr>
+        <w:spacing w:line="276" w:lineRule="auto" w:after="120"/>
+        <w:ind w:firstLine="0"/>
+        <w:jc w:val="both"/>
+      </w:pPr>
+      <w:r>
+        <w:rPr>
+          <w:rFonts w:ascii="Times New Roman" w:hAnsi="Times New Roman" w:eastAsia="Times New Roman"/>
+          <w:b/>
+          <w:sz w:val="24"/>
+        </w:rPr>
+        <w:t>Маркировка трасс газопроводов</w:t>
+      </w:r>
+    </w:p>
+    <w:p>
+      <w:pPr>
+        <w:spacing w:line="276" w:lineRule="auto" w:after="120"/>
+        <w:ind w:firstLine="709"/>
+        <w:jc w:val="both"/>
+      </w:pPr>
+      <w:r>
+        <w:rPr>
+          <w:rFonts w:ascii="Times New Roman" w:hAnsi="Times New Roman" w:eastAsia="Times New Roman"/>
+          <w:b w:val="0"/>
+          <w:sz w:val="24"/>
+        </w:rPr>
+        <w:t>Для обнаружения трасс газопроводов осуществляется маркировка.</w:t>
+      </w:r>
+    </w:p>
+    <w:p>
+      <w:pPr>
+        <w:spacing w:line="276" w:lineRule="auto" w:after="120"/>
+        <w:ind w:firstLine="709"/>
+        <w:jc w:val="both"/>
+      </w:pPr>
+      <w:r>
+        <w:rPr>
+          <w:rFonts w:ascii="Times New Roman" w:hAnsi="Times New Roman" w:eastAsia="Times New Roman"/>
+          <w:b w:val="0"/>
+          <w:sz w:val="24"/>
+        </w:rPr>
+        <w:t>Для подземных газопроводов маркировка выполняется с помощью опознавательных знаков, содержащих информацию о диаметре газопровода, давлении газа в нём, глубине залегания, материале труб, расстоянии до газопровода, телефонных номерах аварийно-спасательной службы.</w:t>
+      </w:r>
+    </w:p>
+    <w:p>
+      <w:pPr>
+        <w:spacing w:line="276" w:lineRule="auto" w:after="120"/>
+        <w:ind w:firstLine="709"/>
+        <w:jc w:val="both"/>
+      </w:pPr>
+      <w:r>
+        <w:rPr>
+          <w:rFonts w:ascii="Times New Roman" w:hAnsi="Times New Roman" w:eastAsia="Times New Roman"/>
+          <w:b w:val="0"/>
+          <w:sz w:val="24"/>
+        </w:rPr>
+        <w:t>Для полиэтиленовых газопроводов, проложенных открытым способом, дополнительно предусматривается укладка сигнальной ленты.</w:t>
+      </w:r>
+    </w:p>
+    <w:p/>
+    <w:p>
+      <w:pPr>
+        <w:spacing w:line="276" w:lineRule="auto" w:after="120"/>
+        <w:ind w:firstLine="0"/>
+        <w:jc w:val="both"/>
+      </w:pPr>
+      <w:r>
+        <w:rPr>
+          <w:rFonts w:ascii="Times New Roman" w:hAnsi="Times New Roman" w:eastAsia="Times New Roman"/>
+          <w:b/>
+          <w:sz w:val="24"/>
+        </w:rPr>
+        <w:t>Охранные зоны газораспределительных сетей</w:t>
+      </w:r>
+    </w:p>
+    <w:p>
+      <w:pPr>
+        <w:spacing w:line="276" w:lineRule="auto" w:after="120"/>
+        <w:ind w:firstLine="709"/>
+        <w:jc w:val="both"/>
+      </w:pPr>
+      <w:r>
+        <w:rPr>
+          <w:rFonts w:ascii="Times New Roman" w:hAnsi="Times New Roman" w:eastAsia="Times New Roman"/>
+          <w:b w:val="0"/>
+          <w:sz w:val="24"/>
+        </w:rPr>
+        <w:t>В проектной документации на сеть газораспределения указываются границы охранных зон сети газораспределения.</w:t>
+      </w:r>
+    </w:p>
+    <w:p>
+      <w:pPr>
+        <w:spacing w:line="276" w:lineRule="auto" w:after="120"/>
+        <w:ind w:firstLine="709"/>
+        <w:jc w:val="both"/>
+      </w:pPr>
+      <w:r>
+        <w:rPr>
+          <w:rFonts w:ascii="Times New Roman" w:hAnsi="Times New Roman" w:eastAsia="Times New Roman"/>
+          <w:b w:val="0"/>
+          <w:sz w:val="24"/>
+        </w:rPr>
+        <w:t>Для газораспределительных сетей устанавливаются охранные зоны: вдоль трасс наружных газопроводов — на расстоянии 2 метров с каждой стороны газопровода; вдоль трасс подземных полиэтиленовых газопроводов при использовании медного провода — 3 метра со стороны провода и 2 метра с противоположной стороны; вокруг отдельно стоящих газорегуляторных пунктов — на расстоянии 10 метров от границ объекта.</w:t>
+      </w:r>
+    </w:p>
+    <w:p>
+      <w:pPr>
+        <w:spacing w:line="276" w:lineRule="auto" w:after="120"/>
+        <w:ind w:firstLine="709"/>
+        <w:jc w:val="both"/>
+      </w:pPr>
+      <w:r>
+        <w:rPr>
+          <w:rFonts w:ascii="Times New Roman" w:hAnsi="Times New Roman" w:eastAsia="Times New Roman"/>
+          <w:b w:val="0"/>
+          <w:sz w:val="24"/>
+        </w:rPr>
+        <w:t>На земельные участки в охранных зонах газораспределительных сетей налагаются ограничения использования. Запрещается: строительство объектов; разливать кислоты и щелочи; разводить огонь; обрабатывать почву на глубину более 0,3 метра; самовольно подключаться к сетям газораспределения.</w:t>
+      </w:r>
+    </w:p>
+    <w:p>
+      <w:pPr>
+        <w:spacing w:line="276" w:lineRule="auto" w:after="120"/>
+        <w:ind w:firstLine="709"/>
+        <w:jc w:val="both"/>
+      </w:pPr>
+      <w:r>
+        <w:rPr>
+          <w:rFonts w:ascii="Times New Roman" w:hAnsi="Times New Roman" w:eastAsia="Times New Roman"/>
+          <w:b w:val="0"/>
+          <w:sz w:val="24"/>
+        </w:rPr>
+        <w:t>Хозяйственная и иная деятельность в охранных зонах, связанная с нарушением поверхности земли и обработкой почвы на глубину более 0,3 метра, допускается на основании письменного разрешения эксплуатирующей организации.</w:t>
+      </w:r>
+    </w:p>
+    <w:p/>
     <w:sectPr>
       <w:pgSz w:w="12240" w:h="15840"/>
       <w:pgMar w:top="1134" w:right="850" w:bottom="1134" w:left="1417" w:header="720" w:footer="720" w:gutter="0"/>
